--- a/documentacion/manual-de-usuario.docx
+++ b/documentacion/manual-de-usuario.docx
@@ -74,7 +74,7 @@
         <w:rPr>
           <w:rFonts w:eastAsia="Yu Gothic"/>
         </w:rPr>
-        <w:t xml:space="preserve">Agosto de 2026</w:t>
+        <w:t xml:space="preserve">Septiembre de 2026</w:t>
       </w:r>
     </w:p>
     <w:p>
@@ -1268,6 +1268,30 @@
           <w:rFonts w:eastAsia="Yu Gothic"/>
         </w:rPr>
         <w:t xml:space="preserve">: la fila clásica, con dos modelos tenues al principio y el resto en blanco.</w:t>
+      </w:r>
+    </w:p>
+    <w:p>
+      <w:pPr>
+        <w:spacing w:before="0" w:after="120" w:line="276" w:lineRule="auto"/>
+      </w:pPr>
+      <w:r>
+        <w:rPr>
+          <w:rFonts w:eastAsia="Yu Gothic"/>
+        </w:rPr>
+        <w:t xml:space="preserve">Con la hoja delante, el botón </w:t>
+      </w:r>
+      <w:r>
+        <w:rPr>
+          <w:rFonts w:eastAsia="Yu Gothic"/>
+          <w:b/>
+        </w:rPr>
+        <w:t xml:space="preserve">Escribir</w:t>
+      </w:r>
+      <w:r>
+        <w:rPr>
+          <w:rFonts w:eastAsia="Yu Gothic"/>
+        </w:rPr>
+        <w:t xml:space="preserve"> la vuelve escribible y puedes rellenar las casillas con el dedo, sin imprimir nada — igual que en la app de kanji, y con las mismas seis casillas en blanco como mínimo. En el móvil el kana modelo se pone encima de sus casillas para dejarles todo el ancho.</w:t>
       </w:r>
     </w:p>
     <w:p>
@@ -2881,6 +2905,61 @@
         <w:t xml:space="preserve"> sale del modo.</w:t>
       </w:r>
     </w:p>
+    <w:p>
+      <w:pPr>
+        <w:spacing w:before="0" w:after="120" w:line="276" w:lineRule="auto"/>
+      </w:pPr>
+      <w:r>
+        <w:rPr>
+          <w:rFonts w:eastAsia="Yu Gothic"/>
+        </w:rPr>
+        <w:t xml:space="preserve">Al escribir </w:t>
+      </w:r>
+      <w:r>
+        <w:rPr>
+          <w:rFonts w:eastAsia="Yu Gothic"/>
+          <w:b/>
+        </w:rPr>
+        <w:t xml:space="preserve">siempre tienes al menos seis casillas en blanco</w:t>
+      </w:r>
+      <w:r>
+        <w:rPr>
+          <w:rFonts w:eastAsia="Yu Gothic"/>
+        </w:rPr>
+        <w:t xml:space="preserve"> por carácter. En la hoja de papel son once por fila, y en un kanji de muchos trazos la progresión se las comía casi todas: con diez trazos no quedaba ninguna donde practicar. En pantalla se añaden las que falten, y se completa el último renglón para que no quede a medias.</w:t>
+      </w:r>
+    </w:p>
+    <w:p>
+      <w:pPr>
+        <w:spacing w:before="0" w:after="120" w:line="276" w:lineRule="auto"/>
+      </w:pPr>
+      <w:r>
+        <w:rPr>
+          <w:rFonts w:eastAsia="Yu Gothic"/>
+          <w:b/>
+        </w:rPr>
+        <w:t xml:space="preserve">En el móvil</w:t>
+      </w:r>
+      <w:r>
+        <w:rPr>
+          <w:rFonts w:eastAsia="Yu Gothic"/>
+        </w:rPr>
+        <w:t xml:space="preserve"> el carácter modelo se coloca </w:t>
+      </w:r>
+      <w:r>
+        <w:rPr>
+          <w:rFonts w:eastAsia="Yu Gothic"/>
+          <w:b/>
+        </w:rPr>
+        <w:t xml:space="preserve">encima</w:t>
+      </w:r>
+      <w:r>
+        <w:rPr>
+          <w:rFonts w:eastAsia="Yu Gothic"/>
+        </w:rPr>
+        <w:t xml:space="preserve"> de sus casillas en vez de al lado, para que estas cojan el ancho entero de la pantalla y salgan a un tamaño en el que de verdad se pueda escribir con el dedo.</w:t>
+      </w:r>
+    </w:p>
     <w:tbl>
       <w:tblPr>
         <w:tblW w:w="9026" w:type="dxa"/>
@@ -3624,6 +3703,96 @@
       <w:pPr>
         <w:spacing w:before="0" w:after="60" w:line="276" w:lineRule="auto"/>
       </w:pPr>
+    </w:p>
+    <w:p>
+      <w:pPr>
+        <w:spacing w:before="0" w:after="120" w:line="276" w:lineRule="auto"/>
+      </w:pPr>
+      <w:r>
+        <w:rPr>
+          <w:rFonts w:eastAsia="Yu Gothic"/>
+          <w:b/>
+        </w:rPr>
+        <w:t xml:space="preserve">Al fallar en un examen, las fichas vuelven a la bandeja marcadas</w:t>
+      </w:r>
+      <w:r>
+        <w:rPr>
+          <w:rFonts w:eastAsia="Yu Gothic"/>
+        </w:rPr>
+        <w:t xml:space="preserve">, para que no tengas que acordarte de cuál acabas de probar:</w:t>
+      </w:r>
+    </w:p>
+    <w:p>
+      <w:pPr>
+        <w:pStyle w:val="ListParagraph"/>
+        <w:numPr>
+          <w:ilvl w:val="0"/>
+          <w:numId w:val="1"/>
+        </w:numPr>
+        <w:spacing w:before="0" w:after="60" w:line="276" w:lineRule="auto"/>
+        <w:ind w:left="360" w:hanging="360"/>
+      </w:pPr>
+      <w:r>
+        <w:rPr>
+          <w:rFonts w:eastAsia="Yu Gothic"/>
+          <w:b/>
+        </w:rPr>
+        <w:t xml:space="preserve">apagada y con el borde de rayas</w:t>
+      </w:r>
+      <w:r>
+        <w:rPr>
+          <w:rFonts w:eastAsia="Yu Gothic"/>
+        </w:rPr>
+        <w:t xml:space="preserve">: ese carácter no es la respuesta de ningún hueco. Descártalo.</w:t>
+      </w:r>
+    </w:p>
+    <w:p>
+      <w:pPr>
+        <w:pStyle w:val="ListParagraph"/>
+        <w:numPr>
+          <w:ilvl w:val="0"/>
+          <w:numId w:val="1"/>
+        </w:numPr>
+        <w:spacing w:before="0" w:after="60" w:line="276" w:lineRule="auto"/>
+        <w:ind w:left="360" w:hanging="360"/>
+      </w:pPr>
+      <w:r>
+        <w:rPr>
+          <w:rFonts w:eastAsia="Yu Gothic"/>
+          <w:b/>
+        </w:rPr>
+        <w:t xml:space="preserve">en ámbar, sin apagar</w:t>
+      </w:r>
+      <w:r>
+        <w:rPr>
+          <w:rFonts w:eastAsia="Yu Gothic"/>
+        </w:rPr>
+        <w:t xml:space="preserve">: ese carácter </w:t>
+      </w:r>
+      <w:r>
+        <w:rPr>
+          <w:rFonts w:eastAsia="Yu Gothic"/>
+          <w:b/>
+        </w:rPr>
+        <w:t xml:space="preserve">sí</w:t>
+      </w:r>
+      <w:r>
+        <w:rPr>
+          <w:rFonts w:eastAsia="Yu Gothic"/>
+        </w:rPr>
+        <w:t xml:space="preserve"> es una de las respuestas, pero lo pusiste en el hueco equivocado. Vuelve a colocarlo en otro sitio y la marca desaparece.</w:t>
+      </w:r>
+    </w:p>
+    <w:p>
+      <w:pPr>
+        <w:spacing w:before="0" w:after="120" w:line="276" w:lineRule="auto"/>
+      </w:pPr>
+      <w:r>
+        <w:rPr>
+          <w:rFonts w:eastAsia="Yu Gothic"/>
+        </w:rPr>
+        <w:t xml:space="preserve">La diferencia importa: si las dos se apagaran igual, la propia pista te haría descartar un carácter que era correcto.</w:t>
+      </w:r>
     </w:p>
     <w:p>
       <w:pPr>

--- a/documentacion/manual-de-usuario.docx
+++ b/documentacion/manual-de-usuario.docx
@@ -2839,6 +2839,74 @@
         <w:rPr>
           <w:rFonts w:eastAsia="Yu Gothic"/>
         </w:rPr>
+        <w:t xml:space="preserve">Al elegir las lecciones hay tres ayudas, todas opcionales: </w:t>
+      </w:r>
+      <w:r>
+        <w:rPr>
+          <w:rFonts w:eastAsia="Yu Gothic"/>
+          <w:b/>
+        </w:rPr>
+        <w:t xml:space="preserve">2 casillas para calcar</w:t>
+      </w:r>
+      <w:r>
+        <w:rPr>
+          <w:rFonts w:eastAsia="Yu Gothic"/>
+        </w:rPr>
+        <w:t xml:space="preserve"> (el kanji entero en gris muy claro, para copiarlo antes de soltarse), </w:t>
+      </w:r>
+      <w:r>
+        <w:rPr>
+          <w:rFonts w:eastAsia="Yu Gothic"/>
+          <w:b/>
+        </w:rPr>
+        <w:t xml:space="preserve">una fila más para repetir</w:t>
+      </w:r>
+      <w:r>
+        <w:rPr>
+          <w:rFonts w:eastAsia="Yu Gothic"/>
+        </w:rPr>
+        <w:t xml:space="preserve"> (añade una fila entera a TODO kanji, sin excepción) e </w:t>
+      </w:r>
+      <w:r>
+        <w:rPr>
+          <w:rFonts w:eastAsia="Yu Gothic"/>
+          <w:b/>
+        </w:rPr>
+        <w:t xml:space="preserve">igualar los de una sola fila</w:t>
+      </w:r>
+      <w:r>
+        <w:rPr>
+          <w:rFonts w:eastAsia="Yu Gothic"/>
+        </w:rPr>
+        <w:t xml:space="preserve"> (añade una fila solo al kanji que se quedaría en una sola, para que la hoja no salga dispareja entre los de pocos y muchos trazos).</w:t>
+      </w:r>
+    </w:p>
+    <w:p>
+      <w:pPr>
+        <w:spacing w:before="0" w:after="120" w:line="276" w:lineRule="auto"/>
+      </w:pPr>
+      <w:r>
+        <w:rPr>
+          <w:rFonts w:eastAsia="Yu Gothic"/>
+          <w:b/>
+        </w:rPr>
+        <w:t xml:space="preserve">Siempre tienes al menos seis casillas en blanco</w:t>
+      </w:r>
+      <w:r>
+        <w:rPr>
+          <w:rFonts w:eastAsia="Yu Gothic"/>
+        </w:rPr>
+        <w:t xml:space="preserve"> por carácter, también en el papel: la fila son once casillas y un kanji de muchos trazos se las comía casi todas —con diez trazos no quedaba ninguna donde practicar—, así que si faltan se añade una fila entera más, solo para ese kanji.</w:t>
+      </w:r>
+    </w:p>
+    <w:p>
+      <w:pPr>
+        <w:spacing w:before="0" w:after="120" w:line="276" w:lineRule="auto"/>
+      </w:pPr>
+      <w:r>
+        <w:rPr>
+          <w:rFonts w:eastAsia="Yu Gothic"/>
+        </w:rPr>
         <w:t xml:space="preserve">Con la hoja delante, el botón </w:t>
       </w:r>
       <w:r>
@@ -2912,30 +2980,6 @@
       <w:r>
         <w:rPr>
           <w:rFonts w:eastAsia="Yu Gothic"/>
-        </w:rPr>
-        <w:t xml:space="preserve">Al escribir </w:t>
-      </w:r>
-      <w:r>
-        <w:rPr>
-          <w:rFonts w:eastAsia="Yu Gothic"/>
-          <w:b/>
-        </w:rPr>
-        <w:t xml:space="preserve">siempre tienes al menos seis casillas en blanco</w:t>
-      </w:r>
-      <w:r>
-        <w:rPr>
-          <w:rFonts w:eastAsia="Yu Gothic"/>
-        </w:rPr>
-        <w:t xml:space="preserve"> por carácter. En la hoja de papel son once por fila, y en un kanji de muchos trazos la progresión se las comía casi todas: con diez trazos no quedaba ninguna donde practicar. En pantalla se añaden las que falten, y se completa el último renglón para que no quede a medias.</w:t>
-      </w:r>
-    </w:p>
-    <w:p>
-      <w:pPr>
-        <w:spacing w:before="0" w:after="120" w:line="276" w:lineRule="auto"/>
-      </w:pPr>
-      <w:r>
-        <w:rPr>
-          <w:rFonts w:eastAsia="Yu Gothic"/>
           <w:b/>
         </w:rPr>
         <w:t xml:space="preserve">En el móvil</w:t>
@@ -2959,57 +3003,6 @@
         </w:rPr>
         <w:t xml:space="preserve"> de sus casillas en vez de al lado, para que estas cojan el ancho entero de la pantalla y salgan a un tamaño en el que de verdad se pueda escribir con el dedo.</w:t>
       </w:r>
-    </w:p>
-    <w:tbl>
-      <w:tblPr>
-        <w:tblW w:w="9026" w:type="dxa"/>
-        <w:tblBorders>
-          <w:top w:val="single" w:sz="6" w:space="0" w:color="E0B84C"/>
-          <w:left w:val="single" w:sz="6" w:space="0" w:color="E0B84C"/>
-          <w:bottom w:val="single" w:sz="6" w:space="0" w:color="E0B84C"/>
-          <w:right w:val="single" w:sz="6" w:space="0" w:color="E0B84C"/>
-        </w:tblBorders>
-        <w:tblCellMar>
-          <w:top w:w="120" w:type="dxa"/>
-          <w:left w:w="160" w:type="dxa"/>
-          <w:bottom w:w="120" w:type="dxa"/>
-          <w:right w:w="160" w:type="dxa"/>
-        </w:tblCellMar>
-      </w:tblPr>
-      <w:tblGrid>
-        <w:gridCol w:w="9026"/>
-      </w:tblGrid>
-      <w:tr>
-        <w:tc>
-          <w:tcPr>
-            <w:tcW w:w="9026" w:type="dxa"/>
-            <w:shd w:val="clear" w:color="auto" w:fill="FFF4CE"/>
-          </w:tcPr>
-          <w:p>
-            <w:pPr>
-              <w:spacing w:before="0" w:after="0" w:line="276" w:lineRule="auto"/>
-            </w:pPr>
-            <w:r>
-              <w:rPr>
-                <w:rFonts w:eastAsia="Yu Gothic"/>
-                <w:b/>
-              </w:rPr>
-              <w:t xml:space="preserve">La hoja impresa no cambia.</w:t>
-            </w:r>
-            <w:r>
-              <w:rPr>
-                <w:rFonts w:eastAsia="Yu Gothic"/>
-              </w:rPr>
-              <w:t xml:space="preserve"> Todo esto vive solo en la pantalla: si le das a imprimir, sale la hoja en blanco de siempre para rellenarla a boli.</w:t>
-            </w:r>
-          </w:p>
-        </w:tc>
-      </w:tr>
-    </w:tbl>
-    <w:p>
-      <w:pPr>
-        <w:spacing w:before="0" w:after="60" w:line="276" w:lineRule="auto"/>
-      </w:pPr>
     </w:p>
     <w:p>
       <w:pPr>

--- a/documentacion/manual-de-usuario.docx
+++ b/documentacion/manual-de-usuario.docx
@@ -704,6 +704,43 @@
       <w:pPr>
         <w:spacing w:before="0" w:after="60" w:line="276" w:lineRule="auto"/>
       </w:pPr>
+    </w:p>
+    <w:p>
+      <w:pPr>
+        <w:spacing w:before="0" w:after="120" w:line="276" w:lineRule="auto"/>
+      </w:pPr>
+      <w:r>
+        <w:rPr>
+          <w:rFonts w:eastAsia="Yu Gothic"/>
+        </w:rPr>
+        <w:t xml:space="preserve">Lo de arriba no cambia. Lo único que sale de tu navegador —y solo en </w:t>
+      </w:r>
+      <w:r>
+        <w:rPr>
+          <w:rFonts w:ascii="Consolas" w:hAnsi="Consolas" w:eastAsia="Yu Gothic"/>
+          <w:color w:val="1F4E79"/>
+        </w:rPr>
+        <w:t xml:space="preserve">estudiajapones.com</w:t>
+      </w:r>
+      <w:r>
+        <w:rPr>
+          <w:rFonts w:eastAsia="Yu Gothic"/>
+        </w:rPr>
+        <w:t xml:space="preserve">, y solo si tú lo aceptas la primera vez que entras— son estadísticas de uso anónimas con Google Analytics, para saber qué mejorar. Puedes decir que no, y puedes cambiar de opinión cuando quieras con el botón 🍪 de la esquina. Todos los detalles, en la política de privacidad: </w:t>
+      </w:r>
+      <w:r>
+        <w:rPr>
+          <w:rFonts w:ascii="Consolas" w:hAnsi="Consolas" w:eastAsia="Yu Gothic"/>
+          <w:color w:val="1F4E79"/>
+        </w:rPr>
+        <w:t xml:space="preserve">estudiajapones.com/politica-privacidad.html</w:t>
+      </w:r>
+      <w:r>
+        <w:rPr>
+          <w:rFonts w:eastAsia="Yu Gothic"/>
+        </w:rPr>
+        <w:t xml:space="preserve">.</w:t>
+      </w:r>
     </w:p>
     <w:p>
       <w:r>

--- a/documentacion/manual-de-usuario.docx
+++ b/documentacion/manual-de-usuario.docx
@@ -3669,6 +3669,96 @@
         </w:rPr>
         <w:t xml:space="preserve">.</w:t>
       </w:r>
+    </w:p>
+    <w:tbl>
+      <w:tblPr>
+        <w:tblW w:w="9026" w:type="dxa"/>
+        <w:tblBorders>
+          <w:top w:val="single" w:sz="6" w:space="0" w:color="E0B84C"/>
+          <w:left w:val="single" w:sz="6" w:space="0" w:color="E0B84C"/>
+          <w:bottom w:val="single" w:sz="6" w:space="0" w:color="E0B84C"/>
+          <w:right w:val="single" w:sz="6" w:space="0" w:color="E0B84C"/>
+        </w:tblBorders>
+        <w:tblCellMar>
+          <w:top w:w="120" w:type="dxa"/>
+          <w:left w:w="160" w:type="dxa"/>
+          <w:bottom w:w="120" w:type="dxa"/>
+          <w:right w:w="160" w:type="dxa"/>
+        </w:tblCellMar>
+      </w:tblPr>
+      <w:tblGrid>
+        <w:gridCol w:w="9026"/>
+      </w:tblGrid>
+      <w:tr>
+        <w:tc>
+          <w:tcPr>
+            <w:tcW w:w="9026" w:type="dxa"/>
+            <w:shd w:val="clear" w:color="auto" w:fill="FFF4CE"/>
+          </w:tcPr>
+          <w:p>
+            <w:pPr>
+              <w:spacing w:before="0" w:after="0" w:line="276" w:lineRule="auto"/>
+            </w:pPr>
+            <w:r>
+              <w:rPr>
+                <w:rFonts w:eastAsia="Yu Gothic"/>
+                <w:b/>
+              </w:rPr>
+              <w:t xml:space="preserve">La voz lee la palabra, no una lectura cualquiera.</w:t>
+            </w:r>
+            <w:r>
+              <w:rPr>
+                <w:rFonts w:eastAsia="Yu Gothic"/>
+              </w:rPr>
+              <w:t xml:space="preserve"> Un kanji solo no se pronuncia con cualquiera de sus lecturas: 車 solo es </w:t>
+            </w:r>
+            <w:r>
+              <w:rPr>
+                <w:rFonts w:eastAsia="Yu Gothic"/>
+                <w:b/>
+              </w:rPr>
+              <w:t xml:space="preserve">kuruma</w:t>
+            </w:r>
+            <w:r>
+              <w:rPr>
+                <w:rFonts w:eastAsia="Yu Gothic"/>
+              </w:rPr>
+              <w:t xml:space="preserve">, y </w:t>
+            </w:r>
+            <w:r>
+              <w:rPr>
+                <w:rFonts w:eastAsia="Yu Gothic"/>
+                <w:i/>
+              </w:rPr>
+              <w:t xml:space="preserve">sha</w:t>
+            </w:r>
+            <w:r>
+              <w:rPr>
+                <w:rFonts w:eastAsia="Yu Gothic"/>
+              </w:rPr>
+              <w:t xml:space="preserve"> únicamente aparece dentro de una palabra como 電車. Por eso, cuando sale un kanji suelto, la app dice su palabra. En </w:t>
+            </w:r>
+            <w:r>
+              <w:rPr>
+                <w:rFonts w:eastAsia="Yu Gothic"/>
+                <w:b/>
+              </w:rPr>
+              <w:t xml:space="preserve">Lectura del kanji</w:t>
+            </w:r>
+            <w:r>
+              <w:rPr>
+                <w:rFonts w:eastAsia="Yu Gothic"/>
+              </w:rPr>
+              <w:t xml:space="preserve"> se siguen aceptando las dos, pero al corregir te las enseña marcadas: «kuruma (como palabra) · sha (en compuestos)».</w:t>
+            </w:r>
+          </w:p>
+        </w:tc>
+      </w:tr>
+    </w:tbl>
+    <w:p>
+      <w:pPr>
+        <w:spacing w:before="0" w:after="60" w:line="276" w:lineRule="auto"/>
+      </w:pPr>
     </w:p>
     <w:tbl>
       <w:tblPr>

--- a/documentacion/manual-de-usuario.docx
+++ b/documentacion/manual-de-usuario.docx
@@ -4617,6 +4617,264 @@
       <w:pPr>
         <w:spacing w:before="0" w:after="60" w:line="276" w:lineRule="auto"/>
       </w:pPr>
+    </w:p>
+    <w:p>
+      <w:pPr>
+        <w:pStyle w:val="Heading3"/>
+        <w:spacing w:before="200" w:after="120"/>
+      </w:pPr>
+      <w:r>
+        <w:rPr>
+          <w:rFonts w:eastAsia="Yu Gothic"/>
+        </w:rPr>
+        <w:t xml:space="preserve">Corregir una palabra sobre la marcha</w:t>
+      </w:r>
+    </w:p>
+    <w:p>
+      <w:pPr>
+        <w:spacing w:before="0" w:after="120" w:line="276" w:lineRule="auto"/>
+      </w:pPr>
+      <w:r>
+        <w:rPr>
+          <w:rFonts w:eastAsia="Yu Gothic"/>
+        </w:rPr>
+        <w:t xml:space="preserve">Si ves una lectura o una traducción que no te cuadran —tuya o de las que trae la app— </w:t>
+      </w:r>
+      <w:r>
+        <w:rPr>
+          <w:rFonts w:eastAsia="Yu Gothic"/>
+          <w:b/>
+        </w:rPr>
+        <w:t xml:space="preserve">no hace falta ir al editor</w:t>
+      </w:r>
+      <w:r>
+        <w:rPr>
+          <w:rFonts w:eastAsia="Yu Gothic"/>
+        </w:rPr>
+        <w:t xml:space="preserve">. Pulsa el lápiz ✎ que hay en cada palabra de la ficha del kanji, o el enlace </w:t>
+      </w:r>
+      <w:r>
+        <w:rPr>
+          <w:rFonts w:eastAsia="Yu Gothic"/>
+          <w:b/>
+        </w:rPr>
+        <w:t xml:space="preserve">«¿Está mal esta palabra? Corrígela»</w:t>
+      </w:r>
+      <w:r>
+        <w:rPr>
+          <w:rFonts w:eastAsia="Yu Gothic"/>
+        </w:rPr>
+        <w:t xml:space="preserve"> que sale en el juego después de contestar.</w:t>
+      </w:r>
+    </w:p>
+    <w:p>
+      <w:pPr>
+        <w:spacing w:before="0" w:after="120" w:line="276" w:lineRule="auto"/>
+      </w:pPr>
+      <w:r>
+        <w:rPr>
+          <w:rFonts w:eastAsia="Yu Gothic"/>
+        </w:rPr>
+        <w:t xml:space="preserve">Lo que guardes ahí </w:t>
+      </w:r>
+      <w:r>
+        <w:rPr>
+          <w:rFonts w:eastAsia="Yu Gothic"/>
+          <w:b/>
+        </w:rPr>
+        <w:t xml:space="preserve">manda sobre todo</w:t>
+      </w:r>
+      <w:r>
+        <w:rPr>
+          <w:rFonts w:eastAsia="Yu Gothic"/>
+        </w:rPr>
+        <w:t xml:space="preserve">: sobre tu vocabulario y sobre el de la app, y se nota al momento en la ficha, la hoja imprimible, el buscador, el juego y el examen.</w:t>
+      </w:r>
+    </w:p>
+    <w:p>
+      <w:pPr>
+        <w:pStyle w:val="ListParagraph"/>
+        <w:numPr>
+          <w:ilvl w:val="0"/>
+          <w:numId w:val="1"/>
+        </w:numPr>
+        <w:spacing w:before="0" w:after="60" w:line="276" w:lineRule="auto"/>
+        <w:ind w:left="360" w:hanging="360"/>
+      </w:pPr>
+      <w:r>
+        <w:rPr>
+          <w:rFonts w:eastAsia="Yu Gothic"/>
+        </w:rPr>
+        <w:t xml:space="preserve">La palabra no se toca: cambiarla sería otra palabra. Se corrigen la lectura y el significado.</w:t>
+      </w:r>
+    </w:p>
+    <w:p>
+      <w:pPr>
+        <w:pStyle w:val="ListParagraph"/>
+        <w:numPr>
+          <w:ilvl w:val="0"/>
+          <w:numId w:val="1"/>
+        </w:numPr>
+        <w:spacing w:before="0" w:after="60" w:line="276" w:lineRule="auto"/>
+        <w:ind w:left="360" w:hanging="360"/>
+      </w:pPr>
+      <w:r>
+        <w:rPr>
+          <w:rFonts w:eastAsia="Yu Gothic"/>
+          <w:b/>
+        </w:rPr>
+        <w:t xml:space="preserve">También sirve para añadir.</w:t>
+      </w:r>
+      <w:r>
+        <w:rPr>
+          <w:rFonts w:eastAsia="Yu Gothic"/>
+        </w:rPr>
+        <w:t xml:space="preserve"> Si el kanji no tiene ninguna palabra suelta —le pasaba a 二—, el cuadro sale relleno con lo que la app diría, y al guardarlo pasa a ser su palabra: es lo que arregla la pronunciación.</w:t>
+      </w:r>
+    </w:p>
+    <w:p>
+      <w:pPr>
+        <w:pStyle w:val="ListParagraph"/>
+        <w:numPr>
+          <w:ilvl w:val="0"/>
+          <w:numId w:val="1"/>
+        </w:numPr>
+        <w:spacing w:before="0" w:after="60" w:line="276" w:lineRule="auto"/>
+        <w:ind w:left="360" w:hanging="360"/>
+      </w:pPr>
+      <w:r>
+        <w:rPr>
+          <w:rFonts w:eastAsia="Yu Gothic"/>
+        </w:rPr>
+        <w:t xml:space="preserve">Para deshacer una corrección, ábrela otra vez y pulsa </w:t>
+      </w:r>
+      <w:r>
+        <w:rPr>
+          <w:rFonts w:eastAsia="Yu Gothic"/>
+          <w:b/>
+        </w:rPr>
+        <w:t xml:space="preserve">Quitar mi corrección</w:t>
+      </w:r>
+      <w:r>
+        <w:rPr>
+          <w:rFonts w:eastAsia="Yu Gothic"/>
+        </w:rPr>
+        <w:t xml:space="preserve">; vuelve lo que había.</w:t>
+      </w:r>
+    </w:p>
+    <w:tbl>
+      <w:tblPr>
+        <w:tblW w:w="9026" w:type="dxa"/>
+        <w:tblBorders>
+          <w:top w:val="single" w:sz="6" w:space="0" w:color="E0B84C"/>
+          <w:left w:val="single" w:sz="6" w:space="0" w:color="E0B84C"/>
+          <w:bottom w:val="single" w:sz="6" w:space="0" w:color="E0B84C"/>
+          <w:right w:val="single" w:sz="6" w:space="0" w:color="E0B84C"/>
+        </w:tblBorders>
+        <w:tblCellMar>
+          <w:top w:w="120" w:type="dxa"/>
+          <w:left w:w="160" w:type="dxa"/>
+          <w:bottom w:w="120" w:type="dxa"/>
+          <w:right w:w="160" w:type="dxa"/>
+        </w:tblCellMar>
+      </w:tblPr>
+      <w:tblGrid>
+        <w:gridCol w:w="9026"/>
+      </w:tblGrid>
+      <w:tr>
+        <w:tc>
+          <w:tcPr>
+            <w:tcW w:w="9026" w:type="dxa"/>
+            <w:shd w:val="clear" w:color="auto" w:fill="FFF4CE"/>
+          </w:tcPr>
+          <w:p>
+            <w:pPr>
+              <w:spacing w:before="0" w:after="0" w:line="276" w:lineRule="auto"/>
+            </w:pPr>
+            <w:r>
+              <w:rPr>
+                <w:rFonts w:eastAsia="Yu Gothic"/>
+                <w:b/>
+              </w:rPr>
+              <w:t xml:space="preserve">Tus correcciones no viven dentro del libro</w:t>
+            </w:r>
+            <w:r>
+              <w:rPr>
+                <w:rFonts w:eastAsia="Yu Gothic"/>
+              </w:rPr>
+              <w:t xml:space="preserve">, sino aparte, y por un motivo concreto: el libro se sustituye entero cuando cargas una copia de seguridad o importas otro temario. Si estuvieran dentro, cada importación se llevaría por delante todo lo que hubieras arreglado. Van en la copia de seguridad, y las ves todas juntas en la tercera pestaña del editor, </w:t>
+            </w:r>
+            <w:r>
+              <w:rPr>
+                <w:rFonts w:eastAsia="Yu Gothic"/>
+                <w:b/>
+              </w:rPr>
+              <w:t xml:space="preserve">Mis correcciones</w:t>
+            </w:r>
+            <w:r>
+              <w:rPr>
+                <w:rFonts w:eastAsia="Yu Gothic"/>
+              </w:rPr>
+              <w:t xml:space="preserve">.</w:t>
+            </w:r>
+          </w:p>
+        </w:tc>
+      </w:tr>
+    </w:tbl>
+    <w:p>
+      <w:pPr>
+        <w:spacing w:before="0" w:after="60" w:line="276" w:lineRule="auto"/>
+      </w:pPr>
+    </w:p>
+    <w:p>
+      <w:pPr>
+        <w:spacing w:before="0" w:after="120" w:line="276" w:lineRule="auto"/>
+      </w:pPr>
+      <w:r>
+        <w:rPr>
+          <w:rFonts w:eastAsia="Yu Gothic"/>
+        </w:rPr>
+        <w:t xml:space="preserve">Y si la corrección le sirve a todo el mundo, el mismo cuadro tiene </w:t>
+      </w:r>
+      <w:r>
+        <w:rPr>
+          <w:rFonts w:eastAsia="Yu Gothic"/>
+          <w:b/>
+        </w:rPr>
+        <w:t xml:space="preserve">«Proponer también para la web…»</w:t>
+      </w:r>
+      <w:r>
+        <w:rPr>
+          <w:rFonts w:eastAsia="Yu Gothic"/>
+        </w:rPr>
+        <w:t xml:space="preserve">: abre una incidencia de GitHub ya escrita, con lo que dice ahora y lo que propones. </w:t>
+      </w:r>
+      <w:r>
+        <w:rPr>
+          <w:rFonts w:eastAsia="Yu Gothic"/>
+          <w:b/>
+        </w:rPr>
+        <w:t xml:space="preserve">La envías tú</w:t>
+      </w:r>
+      <w:r>
+        <w:rPr>
+          <w:rFonts w:eastAsia="Yu Gothic"/>
+        </w:rPr>
+        <w:t xml:space="preserve">, viendo lo que mandas — la app no manda nada por su cuenta. Al lado hay un </w:t>
+      </w:r>
+      <w:r>
+        <w:rPr>
+          <w:rFonts w:eastAsia="Yu Gothic"/>
+          <w:b/>
+        </w:rPr>
+        <w:t xml:space="preserve">copiar</w:t>
+      </w:r>
+      <w:r>
+        <w:rPr>
+          <w:rFonts w:eastAsia="Yu Gothic"/>
+        </w:rPr>
+        <w:t xml:space="preserve"> por si prefieres mandarlo por otro sitio.</w:t>
+      </w:r>
     </w:p>
     <w:p>
       <w:r>
